--- a/en/wisdom-stories/your-friends.docx
+++ b/en/wisdom-stories/your-friends.docx
@@ -4,148 +4,81 @@
   <w:body>
     <w:p>
       <w:pPr>
-        <w:spacing w:before="0" w:after="60"/>
-        <w:jc w:val="left"/>
+        <w:pStyle w:val="Title"/>
       </w:pPr>
       <w:r>
-        <w:rPr>
-          <w:rFonts w:ascii="Arial" w:hAnsi="Arial" w:eastAsia="Arial"/>
-          <w:i w:val="0"/>
-          <w:color w:val="000000"/>
-          <w:sz w:val="52"/>
-        </w:rPr>
-        <w:t>Your friends</w:t>
+        <w:t>Your True Friends</w:t>
+      </w:r>
+    </w:p>
+    <w:p>
+      <w:pPr/>
+      <w:r>
+        <w:t>A young man preparing for his wedding asked his father for help. “I can’t manage everything. Would you call the friends on this list and invite them?” His father agreed.</w:t>
       </w:r>
     </w:p>
     <w:p>
       <w:pPr>
-        <w:jc w:val="left"/>
+        <w:spacing w:after="80"/>
       </w:pPr>
       <w:r>
-        <w:rPr>
-          <w:rFonts w:ascii="Arial" w:hAnsi="Arial" w:eastAsia="Arial"/>
-          <w:i w:val="0"/>
-          <w:color w:val="000000"/>
-          <w:sz w:val="22"/>
-        </w:rPr>
-        <w:t>One day, a young man decides to get married. After spending a week preparing for his wedding, one evening he says to his father, “Dad, I have a request for you. I can’t do it all by myself. Please take this list and call all my friends on it and invite them to my wedding.” “I’m sorry, son!” his father replies.</w:t>
+        <w:t>On the wedding day, the young man approached him anxiously. “Did you call everyone?”</w:t>
       </w:r>
     </w:p>
     <w:p>
       <w:pPr>
-        <w:jc w:val="left"/>
+        <w:spacing w:after="80"/>
       </w:pPr>
       <w:r>
-        <w:rPr>
-          <w:rFonts w:ascii="Arial" w:hAnsi="Arial" w:eastAsia="Arial"/>
-          <w:i w:val="0"/>
-          <w:color w:val="000000"/>
-          <w:sz w:val="22"/>
-        </w:rPr>
-        <w:t>On the day of the wedding, the boy approaches his father angrily: “Dad, I asked you to call all my friends!”</w:t>
+        <w:t>“Yes, son.”</w:t>
       </w:r>
     </w:p>
     <w:p>
       <w:pPr>
-        <w:jc w:val="left"/>
+        <w:spacing w:after="80"/>
       </w:pPr>
       <w:r>
-        <w:rPr>
-          <w:rFonts w:ascii="Arial" w:hAnsi="Arial" w:eastAsia="Arial"/>
-          <w:i w:val="0"/>
-          <w:color w:val="000000"/>
-          <w:sz w:val="22"/>
-        </w:rPr>
-        <w:t>— Son, I did as you asked.</w:t>
+        <w:t>“There were fifty names. Only fifteen are here.”</w:t>
       </w:r>
     </w:p>
     <w:p>
       <w:pPr>
-        <w:jc w:val="left"/>
+        <w:keepNext/>
       </w:pPr>
       <w:r>
-        <w:rPr>
-          <w:rFonts w:ascii="Arial" w:hAnsi="Arial" w:eastAsia="Arial"/>
-          <w:i w:val="0"/>
-          <w:color w:val="000000"/>
-          <w:sz w:val="22"/>
-        </w:rPr>
-        <w:t>— I had fifty people on my list, but I only see fifteen here, — the boy said, expressing his concern again.</w:t>
+        <w:t>“I called all fifty. I told them you were in trouble and needed their help at this place and time. Don’t worry, son. Your true friends are here.”</w:t>
       </w:r>
     </w:p>
     <w:p>
       <w:pPr>
-        <w:jc w:val="left"/>
+        <w:keepNext/>
+        <w:keepLines/>
+        <w:spacing w:before="160"/>
       </w:pPr>
       <w:r>
         <w:rPr>
-          <w:rFonts w:ascii="Arial" w:hAnsi="Arial" w:eastAsia="Arial"/>
-          <w:i w:val="0"/>
-          <w:color w:val="000000"/>
-          <w:sz w:val="22"/>
+          <w:b/>
         </w:rPr>
-        <w:t>— Son, I called all fifty people one by one. I told each of them that I was calling on your behalf, that you had a problem right now, that you needed the help of your friends, and I asked them to be here at this time, at this place. Don’t worry, son. Your true friends are here with you today!</w:t>
+        <w:t>Moral:</w:t>
+      </w:r>
+      <w:r>
+        <w:t xml:space="preserve"> A true friend is one who is there for you when you are in trouble. It is not the many acquaintances that are valuable, but the few friends who stand the test.</w:t>
       </w:r>
     </w:p>
     <w:p>
       <w:pPr>
-        <w:pStyle w:val="Moral"/>
-        <w:keepNext/>
-        <w:keepLines/>
-        <w:widowControl/>
-        <w:spacing w:before="240" w:after="180" w:line="283" w:lineRule="auto"/>
-        <w:ind w:left="240" w:right="240"/>
-        <w:jc w:val="left"/>
-        <w:pBdr>
-          <w:top w:val="single" w:sz="8" w:space="7" w:color="E8D59A"/>
-          <w:left w:val="single" w:sz="32" w:space="11" w:color="C6A23A"/>
-          <w:bottom w:val="single" w:sz="8" w:space="7" w:color="E8D59A"/>
-          <w:right w:val="single" w:sz="8" w:space="11" w:color="E8D59A"/>
-        </w:pBdr>
-        <w:shd w:val="clear" w:color="auto" w:fill="FFF8E1"/>
+        <w:spacing w:after="80"/>
       </w:pPr>
       <w:r>
         <w:rPr>
-          <w:rFonts w:ascii="Arial" w:hAnsi="Arial" w:eastAsia="Arial" w:cs="Arial"/>
-          <w:b/>
-          <w:i w:val="0"/>
-          <w:color w:val="9A7417"/>
-          <w:sz w:val="22"/>
+          <w:i/>
+          <w:sz w:val="18"/>
         </w:rPr>
-        <w:t xml:space="preserve">Moral: </w:t>
-      </w:r>
-      <w:r>
-        <w:rPr>
-          <w:rFonts w:ascii="Arial" w:hAnsi="Arial" w:eastAsia="Arial" w:cs="Arial"/>
-          <w:b w:val="0"/>
-          <w:i w:val="0"/>
-          <w:color w:val="3F3826"/>
-          <w:sz w:val="22"/>
-        </w:rPr>
-        <w:t>A true friend is one who is there for you when you are in trouble. It is not the many acquaintances that are valuable, but the few friends who stand the test.</w:t>
-      </w:r>
-    </w:p>
-    <w:p>
-      <w:pPr>
-        <w:keepLines/>
-        <w:widowControl/>
-        <w:spacing w:before="60" w:after="0" w:line="240" w:lineRule="auto"/>
-        <w:jc w:val="right"/>
-      </w:pPr>
-      <w:r>
-        <w:rPr>
-          <w:rFonts w:ascii="Arial" w:hAnsi="Arial" w:eastAsia="Arial" w:cs="Arial"/>
-          <w:b w:val="0"/>
-          <w:i/>
-          <w:color w:val="8A7950"/>
-          <w:sz w:val="17"/>
-        </w:rPr>
-        <w:t>The story was obtained from open Internet sources.</w:t>
+        <w:t>Source: Publicly available internet sources.</w:t>
       </w:r>
     </w:p>
     <w:sectPr>
       <w:pgSz w:w="12240" w:h="15840"/>
-      <w:pgMar w:top="1440" w:right="1440" w:bottom="1440" w:left="1440" w:header="708" w:footer="708" w:gutter="0"/>
+      <w:pgMar w:top="1080" w:right="1224" w:bottom="1080" w:left="1224" w:header="720" w:footer="720" w:gutter="0"/>
       <w:cols w:space="720"/>
       <w:docGrid w:linePitch="360"/>
     </w:sectPr>
@@ -517,12 +450,14 @@
     <w:qFormat/>
     <w:rsid w:val="00FC693F"/>
     <w:pPr>
-      <w:spacing w:before="0" w:after="160" w:line="276" w:lineRule="auto"/>
+      <w:widowControl/>
+      <w:spacing w:after="120" w:line="259" w:lineRule="auto"/>
     </w:pPr>
     <w:rPr>
-      <w:rFonts w:ascii="Arial" w:hAnsi="Arial" w:eastAsia="Arial"/>
+      <w:rFonts w:ascii="Arial" w:hAnsi="Arial"/>
       <w:color w:val="000000"/>
       <w:sz w:val="22"/>
+      <w:lang w:val="en-US"/>
     </w:rPr>
   </w:style>
   <w:style w:type="paragraph" w:styleId="Header">
@@ -866,18 +801,17 @@
     <w:qFormat/>
     <w:rsid w:val="00FC693F"/>
     <w:pPr>
-      <w:pBdr>
-        <w:bottom w:val="single" w:sz="8" w:space="4" w:color="4F81BD" w:themeColor="accent1"/>
-      </w:pBdr>
-      <w:spacing w:after="300" w:line="240" w:lineRule="auto"/>
+      <w:keepNext/>
+      <w:spacing w:after="280" w:line="240" w:lineRule="auto"/>
       <w:contextualSpacing/>
     </w:pPr>
     <w:rPr>
-      <w:rFonts w:asciiTheme="majorHAnsi" w:eastAsiaTheme="majorEastAsia" w:hAnsiTheme="majorHAnsi" w:cstheme="majorBidi"/>
-      <w:color w:val="17365D" w:themeColor="text2" w:themeShade="BF"/>
+      <w:rFonts w:asciiTheme="majorHAnsi" w:eastAsiaTheme="majorEastAsia" w:hAnsiTheme="majorHAnsi" w:cstheme="majorBidi" w:ascii="Arial" w:hAnsi="Arial"/>
+      <w:b/>
+      <w:color w:val="000000"/>
       <w:spacing w:val="5"/>
       <w:kern w:val="28"/>
-      <w:sz w:val="52"/>
+      <w:sz w:val="34"/>
       <w:szCs w:val="52"/>
     </w:rPr>
   </w:style>
@@ -1353,9 +1287,6 @@
     <w:qFormat/>
     <w:rsid w:val="00FC693F"/>
     <w:pPr>
-      <w:pBdr>
-        <w:bottom w:val="single" w:sz="4" w:space="4" w:color="4F81BD" w:themeColor="accent1"/>
-      </w:pBdr>
       <w:spacing w:before="200" w:after="280"/>
       <w:ind w:left="936" w:right="936"/>
     </w:pPr>
@@ -12206,18 +12137,6 @@
         <w:shd w:val="clear" w:color="auto" w:fill="FBCAA2" w:themeFill="accent6" w:themeFillTint="7F"/>
       </w:tcPr>
     </w:tblStylePr>
-  </w:style>
-  <w:style w:type="paragraph" w:customStyle="1" w:styleId="Moral">
-    <w:name w:val="Moral"/>
-    <w:basedOn w:val="Normal"/>
-    <w:pPr>
-      <w:spacing w:before="160" w:after="0" w:line="276" w:lineRule="auto"/>
-    </w:pPr>
-    <w:rPr>
-      <w:rFonts w:ascii="Arial" w:hAnsi="Arial" w:eastAsia="Arial"/>
-      <w:i/>
-      <w:sz w:val="22"/>
-    </w:rPr>
   </w:style>
 </w:styles>
 </file>

--- a/en/wisdom-stories/your-friends.docx
+++ b/en/wisdom-stories/your-friends.docx
@@ -7,13 +7,13 @@
         <w:pStyle w:val="Title"/>
       </w:pPr>
       <w:r>
-        <w:t>Your True Friends</w:t>
+        <w:t>Your Friends</w:t>
       </w:r>
     </w:p>
     <w:p>
       <w:pPr/>
       <w:r>
-        <w:t>A young man preparing for his wedding asked his father for help. “I can’t manage everything. Would you call the friends on this list and invite them?” His father agreed.</w:t>
+        <w:t>One day a young man decided to marry. After a week of wedding preparations, one evening he said to his father, “Father, I have a request. I cannot do all the work alone. Please take this list and call everyone on it to invite them to my wedding.” “Gladly, my son!” his father answered.</w:t>
       </w:r>
     </w:p>
     <w:p>
@@ -21,7 +21,7 @@
         <w:spacing w:after="80"/>
       </w:pPr>
       <w:r>
-        <w:t>On the wedding day, the young man approached him anxiously. “Did you call everyone?”</w:t>
+        <w:t>On the wedding day, the young man approached him anxiously. “Father, I asked you to call all my friends!”</w:t>
       </w:r>
     </w:p>
     <w:p>
@@ -29,7 +29,7 @@
         <w:spacing w:after="80"/>
       </w:pPr>
       <w:r>
-        <w:t>“Yes, son.”</w:t>
+        <w:t>“Son, I did just as you asked.”</w:t>
       </w:r>
     </w:p>
     <w:p>
@@ -45,7 +45,7 @@
         <w:keepNext/>
       </w:pPr>
       <w:r>
-        <w:t>“I called all fifty. I told them you were in trouble and needed their help at this place and time. Don’t worry, son. Your true friends are here.”</w:t>
+        <w:t>“I called all fifty. I told each of them that I was calling in your name, that you were in trouble and needed your friends’ help, and I asked them to be at this time and place. Don’t worry, son. Your true friends are here.”</w:t>
       </w:r>
     </w:p>
     <w:p>
@@ -58,11 +58,9 @@
         <w:rPr>
           <w:b/>
         </w:rPr>
-        <w:t>Moral:</w:t>
+        <w:t>Moral: A true friend is one who is there for you when you are in trouble. It is not the many acquaintances that are valuable, but the few friends who stand the test.</w:t>
       </w:r>
-      <w:r>
-        <w:t xml:space="preserve"> A true friend is one who is there for you when you are in trouble. It is not the many acquaintances that are valuable, but the few friends who stand the test.</w:t>
-      </w:r>
+      <w:r/>
     </w:p>
     <w:p>
       <w:pPr>
@@ -73,7 +71,7 @@
           <w:i/>
           <w:sz w:val="18"/>
         </w:rPr>
-        <w:t>Source: Publicly available internet sources.</w:t>
+        <w:t>Stories are taken from open Internet sources; illustrations were created with AI.</w:t>
       </w:r>
     </w:p>
     <w:sectPr>

--- a/en/wisdom-stories/your-friends.docx
+++ b/en/wisdom-stories/your-friends.docx
@@ -40,7 +40,7 @@
         <w:rPr>
           <w:lang/>
         </w:rPr>
-        <w:t>“Dad, could you do me a favour? I can’t manage everything on my own. Would you call the friends on this list and invite them to my wedding?”</w:t>
+        <w:t xml:space="preserve">“Dad, could you do me a favor? I can’t manage everything on my own. Would you call the friends on this list and invite them to my wedding?”</w:t>
       </w:r>
     </w:p>
     <w:p>
